--- a/4_서면작성/templates/표준양식.docx
+++ b/4_서면작성/templates/표준양식.docx
@@ -86,7 +86,7 @@
                   <w:rPr>
                     <w:rFonts w:ascii="바탕체" w:hAnsi="바탕체" w:hint="eastAsia"/>
                   </w:rPr>
-                  <w:t>6</w:t>
+                  <w:t/>
                 </w:r>
               </w:sdtContent>
             </w:sdt>
@@ -115,7 +115,7 @@
                   <w:rPr>
                     <w:rFonts w:ascii="바탕체" w:hAnsi="바탕체" w:hint="eastAsia"/>
                   </w:rPr>
-                  <w:t>7</w:t>
+                  <w:t/>
                 </w:r>
               </w:sdtContent>
             </w:sdt>
@@ -138,7 +138,7 @@
                   <w:rPr>
                     <w:rFonts w:ascii="바탕체" w:hAnsi="바탕체" w:hint="eastAsia"/>
                   </w:rPr>
-                  <w:t>10</w:t>
+                  <w:t/>
                 </w:r>
               </w:sdtContent>
             </w:sdt>
@@ -177,31 +177,31 @@
                   <w:rPr>
                     <w:rFonts w:ascii="바탕체" w:hAnsi="바탕체" w:hint="eastAsia"/>
                   </w:rPr>
-                  <w:t>1</w:t>
+                  <w:t/>
                 </w:r>
                 <w:r>
                   <w:rPr>
                     <w:rFonts w:ascii="바탕체" w:hAnsi="바탕체" w:hint="eastAsia"/>
                   </w:rPr>
-                  <w:t>0</w:t>
+                  <w:t/>
                 </w:r>
                 <w:r>
                   <w:rPr>
                     <w:rFonts w:ascii="바탕체" w:hAnsi="바탕체" w:hint="eastAsia"/>
                   </w:rPr>
-                  <w:t>:</w:t>
+                  <w:t/>
                 </w:r>
                 <w:r>
                   <w:rPr>
                     <w:rFonts w:ascii="바탕체" w:hAnsi="바탕체" w:hint="eastAsia"/>
                   </w:rPr>
-                  <w:t>0</w:t>
+                  <w:t/>
                 </w:r>
                 <w:r>
                   <w:rPr>
                     <w:rFonts w:ascii="바탕체" w:hAnsi="바탕체" w:hint="eastAsia"/>
                   </w:rPr>
-                  <w:t>0</w:t>
+                  <w:t/>
                 </w:r>
               </w:sdtContent>
             </w:sdt>
@@ -366,7 +366,7 @@
               <w:rPr>
                 <w:rFonts w:hint="eastAsia"/>
               </w:rPr>
-              <w:t>2025</w:t>
+              <w:t>2026</w:t>
             </w:r>
             <w:r>
               <w:rPr>
@@ -378,7 +378,7 @@
               <w:rPr>
                 <w:rFonts w:hint="eastAsia"/>
               </w:rPr>
-              <w:t>53917</w:t>
+              <w:t>10001</w:t>
             </w:r>
           </w:p>
         </w:tc>
@@ -457,7 +457,7 @@
               <w:rPr>
                 <w:rFonts w:hint="eastAsia"/>
               </w:rPr>
-              <w:t>에스알</w:t>
+              <w:t>가온</w:t>
             </w:r>
           </w:p>
         </w:tc>
@@ -591,7 +591,7 @@
                 <w:b/>
                 <w:bCs/>
               </w:rPr>
-              <w:t>박준선</w:t>
+              <w:t>홍길동</w:t>
             </w:r>
           </w:p>
         </w:tc>
@@ -755,7 +755,7 @@
                   <w:rPr>
                     <w:rFonts w:hint="eastAsia"/>
                   </w:rPr>
-                  <w:t>7</w:t>
+                  <w:t/>
                 </w:r>
               </w:sdtContent>
             </w:sdt>
@@ -775,7 +775,7 @@
               <w:sdtEndPr/>
               <w:sdtContent>
                 <w:r>
-                  <w:t xml:space="preserve"> </w:t>
+                  <w:t xml:space="preserve"/>
                 </w:r>
               </w:sdtContent>
             </w:sdt>
@@ -1271,7 +1271,7 @@
               <w:rPr>
                 <w:rFonts w:hint="eastAsia"/>
               </w:rPr>
-              <w:t>2025</w:t>
+              <w:t>2026</w:t>
             </w:r>
             <w:r>
               <w:rPr>
@@ -1283,7 +1283,7 @@
               <w:rPr>
                 <w:rFonts w:hint="eastAsia"/>
               </w:rPr>
-              <w:t>53917</w:t>
+              <w:t>10001</w:t>
             </w:r>
           </w:p>
         </w:tc>
@@ -1362,7 +1362,7 @@
               <w:rPr>
                 <w:rFonts w:hint="eastAsia"/>
               </w:rPr>
-              <w:t>에스알</w:t>
+              <w:t>가온</w:t>
             </w:r>
           </w:p>
         </w:tc>
@@ -1496,7 +1496,7 @@
                 <w:b/>
                 <w:bCs/>
               </w:rPr>
-              <w:t>박준선</w:t>
+              <w:t>홍길동</w:t>
             </w:r>
           </w:p>
         </w:tc>
@@ -1834,7 +1834,7 @@
                   <w:rPr>
                     <w:rFonts w:hint="eastAsia"/>
                   </w:rPr>
-                  <w:t>7</w:t>
+                  <w:t/>
                 </w:r>
               </w:sdtContent>
             </w:sdt>
@@ -1854,7 +1854,7 @@
               <w:sdtEndPr/>
               <w:sdtContent>
                 <w:r>
-                  <w:t xml:space="preserve"> </w:t>
+                  <w:t xml:space="preserve"/>
                 </w:r>
               </w:sdtContent>
             </w:sdt>
